--- a/api/templates/Letter - Draft estate planning documents - Couple (Clio).docx
+++ b/api/templates/Letter - Draft estate planning documents - Couple (Clio).docx
@@ -18,9 +18,7 @@
         <w:pStyle w:val="NormalText"/>
       </w:pPr>
       <w:r>
-        <w:rPr>
-          <w:highlight w:val="magenta"/>
-        </w:rPr>
+        <w:rPr/>
         <w:t>#to be inserted onto your letterhead</w:t>
       </w:r>
     </w:p>
@@ -160,9 +158,7 @@
     <w:p>
       <w:pPr>
         <w:pStyle w:val="NormalText"/>
-        <w:rPr>
-          <w:highlight w:val="yellow"/>
-        </w:rPr>
+        <w:rPr/>
       </w:pPr>
     </w:p>
     <w:p>
@@ -173,46 +169,34 @@
         <w:t xml:space="preserve">Dear </w:t>
       </w:r>
       <w:r>
-        <w:rPr>
-          <w:highlight w:val="yellow"/>
-        </w:rPr>
+        <w:rPr/>
         <w:t xml:space="preserve">&lt;&lt; </w:t>
       </w:r>
       <w:proofErr w:type="spellStart"/>
       <w:r>
-        <w:rPr>
-          <w:highlight w:val="yellow"/>
-        </w:rPr>
+        <w:rPr/>
         <w:t>Matter.Relationships.Mr.FirstName</w:t>
       </w:r>
       <w:proofErr w:type="spellEnd"/>
       <w:r>
-        <w:rPr>
-          <w:highlight w:val="yellow"/>
-        </w:rPr>
+        <w:rPr/>
         <w:t xml:space="preserve"> &gt;&gt;</w:t>
       </w:r>
       <w:r>
         <w:t xml:space="preserve"> and </w:t>
       </w:r>
       <w:r>
-        <w:rPr>
-          <w:highlight w:val="yellow"/>
-        </w:rPr>
+        <w:rPr/>
         <w:t xml:space="preserve">&lt;&lt; </w:t>
       </w:r>
       <w:proofErr w:type="spellStart"/>
       <w:r>
-        <w:rPr>
-          <w:highlight w:val="yellow"/>
-        </w:rPr>
+        <w:rPr/>
         <w:t>Matter.Relationships.Mrs.FirstName</w:t>
       </w:r>
       <w:proofErr w:type="spellEnd"/>
       <w:r>
-        <w:rPr>
-          <w:highlight w:val="yellow"/>
-        </w:rPr>
+        <w:rPr/>
         <w:t xml:space="preserve"> &gt;&gt;</w:t>
       </w:r>
       <w:r>
@@ -227,23 +211,17 @@
         <w:t xml:space="preserve">Re: </w:t>
       </w:r>
       <w:r>
-        <w:rPr>
-          <w:highlight w:val="yellow"/>
-        </w:rPr>
+        <w:rPr/>
         <w:t xml:space="preserve">&lt;&lt; </w:t>
       </w:r>
       <w:proofErr w:type="spellStart"/>
       <w:r>
-        <w:rPr>
-          <w:highlight w:val="yellow"/>
-        </w:rPr>
+        <w:rPr/>
         <w:t>Matter.Description</w:t>
       </w:r>
       <w:proofErr w:type="spellEnd"/>
       <w:r>
-        <w:rPr>
-          <w:highlight w:val="yellow"/>
-        </w:rPr>
+        <w:rPr/>
         <w:t xml:space="preserve"> &gt;&gt;</w:t>
       </w:r>
     </w:p>
@@ -305,1010 +283,985 @@
         <w:pStyle w:val="ListNumberLevel2"/>
       </w:pPr>
       <w:r>
+        <w:rPr/>
+        <w:t>#</w:t>
+      </w:r>
+      <w:r>
+        <w:rPr/>
+        <w:t>include if applicable</w:t>
+      </w:r>
+      <w:r>
+        <w:t xml:space="preserve"> superannuation death benefit</w:t>
+      </w:r>
+      <w:r>
+        <w:t xml:space="preserve"> nomination</w:t>
+      </w:r>
+      <w:r>
+        <w:t xml:space="preserve"> </w:t>
+      </w:r>
+      <w:proofErr w:type="gramStart"/>
+      <w:r>
+        <w:t>form</w:t>
+      </w:r>
+      <w:r>
+        <w:t>s;</w:t>
+      </w:r>
+      <w:proofErr w:type="gramEnd"/>
+      <w:r>
+        <w:t xml:space="preserve"> </w:t>
+      </w:r>
+    </w:p>
+    <w:p>
+      <w:pPr>
+        <w:pStyle w:val="ListNumberLevel2"/>
+      </w:pPr>
+      <w:r>
+        <w:rPr/>
+        <w:t>#include if applicable</w:t>
+      </w:r>
+      <w:r>
+        <w:t xml:space="preserve"> </w:t>
+      </w:r>
+      <w:r>
+        <w:t xml:space="preserve">consent to executor remuneration and commission; </w:t>
+      </w:r>
+      <w:r>
+        <w:t xml:space="preserve">and </w:t>
+      </w:r>
+    </w:p>
+    <w:p>
+      <w:pPr>
+        <w:pStyle w:val="ListNumberLevel2"/>
+      </w:pPr>
+      <w:r>
+        <w:t xml:space="preserve">letter of wishes. </w:t>
+      </w:r>
+    </w:p>
+    <w:p>
+      <w:pPr>
+        <w:pStyle w:val="Heading1"/>
+      </w:pPr>
+      <w:r>
+        <w:t xml:space="preserve">Signing </w:t>
+      </w:r>
+      <w:r>
+        <w:t xml:space="preserve">your </w:t>
+      </w:r>
+      <w:r>
+        <w:t>documents</w:t>
+      </w:r>
+    </w:p>
+    <w:p>
+      <w:pPr>
+        <w:pStyle w:val="ListNumberLevel1"/>
+      </w:pPr>
+      <w:r>
+        <w:t xml:space="preserve">Even though we have not </w:t>
+      </w:r>
+      <w:r>
+        <w:t xml:space="preserve">yet </w:t>
+      </w:r>
+      <w:r>
+        <w:t xml:space="preserve">met to discuss </w:t>
+      </w:r>
+      <w:r>
+        <w:t>your</w:t>
+      </w:r>
+      <w:r>
+        <w:t xml:space="preserve"> draft documents, we </w:t>
+      </w:r>
+      <w:r>
+        <w:t>suggest that</w:t>
+      </w:r>
+      <w:r>
+        <w:t xml:space="preserve"> you</w:t>
+      </w:r>
+      <w:r>
+        <w:t xml:space="preserve"> both</w:t>
+      </w:r>
+      <w:r>
+        <w:t xml:space="preserve"> </w:t>
+      </w:r>
+      <w:r>
+        <w:t>read the terms of the documents and if you are comfortable</w:t>
+      </w:r>
+      <w:r>
+        <w:t xml:space="preserve"> with them, we recommend that you:</w:t>
+      </w:r>
+      <w:r>
+        <w:t xml:space="preserve"> </w:t>
+      </w:r>
+    </w:p>
+    <w:p>
+      <w:pPr>
+        <w:pStyle w:val="ListNumberLevel2"/>
+      </w:pPr>
+      <w:r>
+        <w:t xml:space="preserve">print a copy of </w:t>
+      </w:r>
+      <w:r>
+        <w:t>your</w:t>
+      </w:r>
+      <w:r>
+        <w:t xml:space="preserve"> will</w:t>
+      </w:r>
+      <w:r>
+        <w:t>s</w:t>
+      </w:r>
+      <w:r>
+        <w:t xml:space="preserve">; and </w:t>
+      </w:r>
+    </w:p>
+    <w:p>
+      <w:pPr>
+        <w:pStyle w:val="ListNumberLevel2"/>
+      </w:pPr>
+      <w:r>
+        <w:t>sign and date the last page in the presence of two adult witnesses who are not related to you or mentioned in the documents.</w:t>
+      </w:r>
+    </w:p>
+    <w:p>
+      <w:pPr>
+        <w:pStyle w:val="ListNumberLevel1"/>
+      </w:pPr>
+      <w:r>
+        <w:t>Signing your draft will</w:t>
+      </w:r>
+      <w:r>
+        <w:t>s</w:t>
+      </w:r>
+      <w:r>
+        <w:t xml:space="preserve"> as soon as possible </w:t>
+      </w:r>
+      <w:r>
+        <w:t>should</w:t>
+      </w:r>
+      <w:r>
+        <w:t xml:space="preserve"> ensure that you have a valid will in place </w:t>
+      </w:r>
+      <w:r>
+        <w:t xml:space="preserve">should </w:t>
+      </w:r>
+      <w:r>
+        <w:t>you pass away before you finalise your estate planning documents.  We can make any required amendments to the will</w:t>
+      </w:r>
+      <w:r>
+        <w:t>s</w:t>
+      </w:r>
+      <w:r>
+        <w:t xml:space="preserve"> </w:t>
+      </w:r>
+      <w:r>
+        <w:t xml:space="preserve">(and other documents) </w:t>
+      </w:r>
+      <w:r>
+        <w:t>following our meeting.</w:t>
+      </w:r>
+    </w:p>
+    <w:p>
+      <w:pPr>
+        <w:pStyle w:val="ListNumberLevel1"/>
+      </w:pPr>
+      <w:r>
+        <w:lastRenderedPageBreak/>
+        <w:t xml:space="preserve">We have prepared the documents so that you have flexibility to alter them at any time in the future to reflect changes in your circumstances, provided you have mental capacity. </w:t>
+      </w:r>
+      <w:r>
+        <w:t xml:space="preserve"> </w:t>
+      </w:r>
+    </w:p>
+    <w:p>
+      <w:pPr>
+        <w:pStyle w:val="ListNumberLevel1"/>
+      </w:pPr>
+      <w:r>
+        <w:t xml:space="preserve">Please note that unless and until you have signed the wills provided by us: </w:t>
+      </w:r>
+    </w:p>
+    <w:p>
+      <w:pPr>
+        <w:pStyle w:val="ListNumberLevel2"/>
+      </w:pPr>
+      <w:r>
+        <w:t>w</w:t>
+      </w:r>
+      <w:r>
+        <w:t xml:space="preserve">here you have an existing will, </w:t>
+      </w:r>
+      <w:r>
+        <w:t xml:space="preserve">the terms of </w:t>
+      </w:r>
+      <w:r>
+        <w:t xml:space="preserve">that </w:t>
+      </w:r>
+      <w:r>
+        <w:t xml:space="preserve">will </w:t>
+      </w:r>
+      <w:proofErr w:type="gramStart"/>
+      <w:r>
+        <w:t>apply;</w:t>
+      </w:r>
+      <w:proofErr w:type="gramEnd"/>
+      <w:r>
+        <w:t xml:space="preserve"> </w:t>
+      </w:r>
+    </w:p>
+    <w:p>
+      <w:pPr>
+        <w:pStyle w:val="ListNumberLevel2"/>
+      </w:pPr>
+      <w:r>
+        <w:t xml:space="preserve">where you do not have an existing will, </w:t>
+      </w:r>
+      <w:r>
+        <w:t xml:space="preserve">your estate will be </w:t>
+      </w:r>
+      <w:r>
+        <w:t xml:space="preserve">distributed according to the rules </w:t>
+      </w:r>
+      <w:r>
+        <w:t xml:space="preserve">of intestacy </w:t>
+      </w:r>
+      <w:r>
+        <w:t>(</w:t>
+      </w:r>
+      <w:r>
+        <w:t xml:space="preserve">to </w:t>
+      </w:r>
+      <w:r>
+        <w:t>pre-determined</w:t>
+      </w:r>
+      <w:r>
+        <w:t xml:space="preserve"> </w:t>
+      </w:r>
+      <w:r>
+        <w:t xml:space="preserve">beneficiaries </w:t>
+      </w:r>
+      <w:r>
+        <w:t>chosen</w:t>
+      </w:r>
+      <w:r>
+        <w:t xml:space="preserve"> by the State government), </w:t>
+      </w:r>
+      <w:r>
+        <w:t>except in extremely limited circumstances which may require expensive litigation</w:t>
+      </w:r>
+      <w:r>
+        <w:t xml:space="preserve"> or court orders</w:t>
+      </w:r>
+      <w:r>
+        <w:t>.</w:t>
+      </w:r>
+    </w:p>
+    <w:p>
+      <w:pPr>
+        <w:pStyle w:val="ListNumberLevel1"/>
+      </w:pPr>
+      <w:r>
+        <w:t>In relation to your appointment of attorney documents</w:t>
+      </w:r>
+      <w:r>
+        <w:t>, unless</w:t>
+      </w:r>
+      <w:r>
+        <w:t xml:space="preserve"> and until</w:t>
+      </w:r>
+      <w:r>
+        <w:t xml:space="preserve"> you have signed </w:t>
+      </w:r>
+      <w:r>
+        <w:t xml:space="preserve">the </w:t>
+      </w:r>
+      <w:r>
+        <w:t xml:space="preserve">attorney </w:t>
+      </w:r>
+      <w:r>
+        <w:t>documents provided by us</w:t>
+      </w:r>
+      <w:r>
+        <w:t xml:space="preserve">: </w:t>
+      </w:r>
+    </w:p>
+    <w:p>
+      <w:pPr>
+        <w:pStyle w:val="ListNumberLevel2"/>
+      </w:pPr>
+      <w:r>
+        <w:t>w</w:t>
+      </w:r>
+      <w:r>
+        <w:t xml:space="preserve">here you have </w:t>
+      </w:r>
+      <w:r>
+        <w:t xml:space="preserve">existing </w:t>
+      </w:r>
+      <w:r>
+        <w:t xml:space="preserve">enduring </w:t>
+      </w:r>
+      <w:r>
+        <w:t>attorney documents</w:t>
+      </w:r>
+      <w:r>
+        <w:t xml:space="preserve">, </w:t>
+      </w:r>
+      <w:r>
+        <w:t>the attorneys appointed by</w:t>
+      </w:r>
+      <w:r>
+        <w:t xml:space="preserve"> your current </w:t>
+      </w:r>
+      <w:r>
+        <w:t>document</w:t>
+      </w:r>
+      <w:r>
+        <w:t>s</w:t>
+      </w:r>
+      <w:r>
+        <w:t xml:space="preserve"> may still be able to make decisions on your behalf to the extent authorised in </w:t>
+      </w:r>
+      <w:r>
+        <w:t>that document</w:t>
+      </w:r>
+      <w:r>
+        <w:t>;</w:t>
+      </w:r>
+      <w:r>
+        <w:t xml:space="preserve"> and</w:t>
+      </w:r>
+    </w:p>
+    <w:p>
+      <w:pPr>
+        <w:pStyle w:val="ListNumberLevel2"/>
+      </w:pPr>
+      <w:r>
+        <w:t>if you have no existing enduring attorney documents, then if you lose capacity, no one has authority to make financial and personal decisions on your behalf</w:t>
+      </w:r>
+      <w:r>
+        <w:t xml:space="preserve"> and </w:t>
+      </w:r>
+      <w:r>
+        <w:t xml:space="preserve">your loved ones </w:t>
+      </w:r>
+      <w:r>
+        <w:t>will need to make an application to the relevant State tribunal for an order to be appointed as your financial administrator and/or guardian. This can be expensive and</w:t>
+      </w:r>
+      <w:r>
+        <w:t xml:space="preserve"> time intensive</w:t>
+      </w:r>
+      <w:r>
+        <w:t>.</w:t>
+      </w:r>
+    </w:p>
+    <w:p>
+      <w:pPr>
+        <w:pStyle w:val="Heading1"/>
+      </w:pPr>
+      <w:r>
+        <w:t>Next steps</w:t>
+      </w:r>
+    </w:p>
+    <w:p>
+      <w:pPr>
+        <w:pStyle w:val="ListNumberLevel1"/>
+      </w:pPr>
+      <w:r>
+        <w:t>P</w:t>
+      </w:r>
+      <w:r>
+        <w:t xml:space="preserve">lease </w:t>
+      </w:r>
+      <w:r>
+        <w:t>carefully</w:t>
+      </w:r>
+      <w:r>
+        <w:t xml:space="preserve"> review the documents</w:t>
+      </w:r>
+      <w:r>
+        <w:t xml:space="preserve"> to check that all names and addresses are correct</w:t>
+      </w:r>
+      <w:r>
+        <w:t xml:space="preserve"> </w:t>
+      </w:r>
+      <w:r>
+        <w:t xml:space="preserve">and let </w:t>
+      </w:r>
+      <w:r>
+        <w:t>us</w:t>
+      </w:r>
+      <w:r>
+        <w:t xml:space="preserve"> know if you require any changes. </w:t>
+      </w:r>
+    </w:p>
+    <w:p>
+      <w:pPr>
+        <w:pStyle w:val="NormalText"/>
+      </w:pPr>
+      <w:r>
+        <w:rPr/>
+        <w:t>#use if signing meeting needs to be scheduled</w:t>
+      </w:r>
+      <w:r>
+        <w:t xml:space="preserve"> </w:t>
+      </w:r>
+    </w:p>
+    <w:p>
+      <w:pPr>
+        <w:pStyle w:val="ListNumberLevel1"/>
+      </w:pPr>
+      <w:r>
+        <w:t xml:space="preserve">The next step is to organise the meeting to review and sign the documents.  Are there some dates and times that would suit best?  </w:t>
+      </w:r>
+      <w:r>
+        <w:t>We r</w:t>
+      </w:r>
+      <w:r>
+        <w:t>ecommend that you allocate around 90 minutes for this meeting.</w:t>
+      </w:r>
+    </w:p>
+    <w:p>
+      <w:pPr>
+        <w:pStyle w:val="NormalText"/>
+      </w:pPr>
+      <w:r>
+        <w:rPr/>
+        <w:t>#Use if signing meeting has been scheduled</w:t>
+      </w:r>
+      <w:r>
+        <w:t xml:space="preserve"> </w:t>
+      </w:r>
+    </w:p>
+    <w:p>
+      <w:pPr>
+        <w:pStyle w:val="ListNumberLevel1"/>
+      </w:pPr>
+      <w:r>
+        <w:t xml:space="preserve">We look forward to our meeting on </w:t>
+      </w:r>
+      <w:r>
+        <w:rPr/>
+        <w:t>[insert details of date, time and location].</w:t>
+      </w:r>
+    </w:p>
+    <w:p>
+      <w:pPr>
+        <w:pStyle w:val="ListNumberLevel1"/>
+      </w:pPr>
+      <w:r>
+        <w:rPr/>
+        <w:t>[#include if meeting is at client’s home]</w:t>
+      </w:r>
+      <w:r>
+        <w:t xml:space="preserve"> </w:t>
+      </w:r>
+      <w:r>
+        <w:t>Please note that execution of the wills requires two witnesses (who are not related to you)</w:t>
+      </w:r>
+      <w:r>
+        <w:t>.  I</w:t>
+      </w:r>
+      <w:r>
+        <w:t xml:space="preserve">f convenient, you may wish to arrange </w:t>
+      </w:r>
+      <w:r>
+        <w:t xml:space="preserve">for a </w:t>
+      </w:r>
+      <w:r>
+        <w:t xml:space="preserve">friend or neighbour </w:t>
+      </w:r>
+      <w:r>
+        <w:t>to attend the meeting for approximately 15 minutes to</w:t>
+      </w:r>
+      <w:r>
+        <w:t xml:space="preserve"> serve as the second witness </w:t>
+      </w:r>
+      <w:r>
+        <w:t>so</w:t>
+      </w:r>
+      <w:r>
+        <w:t xml:space="preserve"> we can </w:t>
+      </w:r>
+      <w:r>
+        <w:t>have</w:t>
+      </w:r>
+      <w:r>
+        <w:t xml:space="preserve"> all documents </w:t>
+      </w:r>
+      <w:r>
+        <w:t xml:space="preserve">signed </w:t>
+      </w:r>
+      <w:r>
+        <w:t>in the meeting.</w:t>
+      </w:r>
+    </w:p>
+    <w:p>
+      <w:pPr>
+        <w:pStyle w:val="Heading1"/>
+      </w:pPr>
+      <w:r>
+        <w:t>Assumptions</w:t>
+      </w:r>
+    </w:p>
+    <w:p>
+      <w:pPr>
+        <w:pStyle w:val="NormalText"/>
+      </w:pPr>
+      <w:r>
+        <w:rPr/>
+        <w:t>#Review and remove any which we have received notice of from the client</w:t>
+      </w:r>
+      <w:r>
+        <w:rPr/>
+        <w:t>s</w:t>
+      </w:r>
+    </w:p>
+    <w:p>
+      <w:pPr>
+        <w:pStyle w:val="ListNumberLevel1"/>
+      </w:pPr>
+      <w:r>
+        <w:t>We have relied upon the following assumptions when preparing the above documents for you:</w:t>
+      </w:r>
+    </w:p>
+    <w:p>
+      <w:pPr>
+        <w:pStyle w:val="ListNumberLevel2"/>
+      </w:pPr>
+      <w:r>
+        <w:t>you</w:t>
+      </w:r>
+      <w:r>
+        <w:t xml:space="preserve"> both </w:t>
+      </w:r>
+      <w:r>
+        <w:t>have no:</w:t>
+      </w:r>
+    </w:p>
+    <w:p>
+      <w:pPr>
+        <w:pStyle w:val="ListNumberLevel3"/>
+      </w:pPr>
+      <w:r>
+        <w:lastRenderedPageBreak/>
+        <w:t xml:space="preserve">dependants with special </w:t>
+      </w:r>
+      <w:proofErr w:type="gramStart"/>
+      <w:r>
+        <w:t>needs;</w:t>
+      </w:r>
+      <w:proofErr w:type="gramEnd"/>
+    </w:p>
+    <w:p>
+      <w:pPr>
+        <w:pStyle w:val="ListNumberLevel3"/>
+      </w:pPr>
+      <w:r>
+        <w:t>assets owned jointly with one or more other people (other than a spouse</w:t>
+      </w:r>
+      <w:proofErr w:type="gramStart"/>
+      <w:r>
+        <w:t>);</w:t>
+      </w:r>
+      <w:proofErr w:type="gramEnd"/>
+    </w:p>
+    <w:p>
+      <w:pPr>
+        <w:pStyle w:val="ListNumberLevel3"/>
+      </w:pPr>
+      <w:r>
+        <w:t>contracts or obligations relating to how you intend to make your will (including 'mutual' wills</w:t>
+      </w:r>
+      <w:proofErr w:type="gramStart"/>
+      <w:r>
+        <w:t>);</w:t>
+      </w:r>
+      <w:proofErr w:type="gramEnd"/>
+    </w:p>
+    <w:p>
+      <w:pPr>
+        <w:pStyle w:val="ListNumberLevel3"/>
+      </w:pPr>
+      <w:r>
+        <w:t xml:space="preserve">unresolved financial arrangements, including with former </w:t>
+      </w:r>
+      <w:proofErr w:type="gramStart"/>
+      <w:r>
+        <w:t>spouses;</w:t>
+      </w:r>
+      <w:proofErr w:type="gramEnd"/>
+    </w:p>
+    <w:p>
+      <w:pPr>
+        <w:pStyle w:val="ListNumberLevel3"/>
+      </w:pPr>
+      <w:r>
+        <w:t xml:space="preserve">trusts or companies that you </w:t>
+      </w:r>
+      <w:proofErr w:type="gramStart"/>
+      <w:r>
+        <w:t>control;</w:t>
+      </w:r>
+      <w:proofErr w:type="gramEnd"/>
+    </w:p>
+    <w:p>
+      <w:pPr>
+        <w:pStyle w:val="ListNumberLevel3"/>
+      </w:pPr>
+      <w:r>
+        <w:t>overseas assets;</w:t>
+      </w:r>
+      <w:r>
+        <w:t xml:space="preserve"> or</w:t>
+      </w:r>
+    </w:p>
+    <w:p>
+      <w:pPr>
+        <w:pStyle w:val="ListNumberLevel3"/>
+      </w:pPr>
+      <w:r>
+        <w:t xml:space="preserve">intended beneficiaries who live </w:t>
+      </w:r>
+      <w:proofErr w:type="gramStart"/>
+      <w:r>
+        <w:t>overseas;</w:t>
+      </w:r>
+      <w:proofErr w:type="gramEnd"/>
+    </w:p>
+    <w:p>
+      <w:pPr>
+        <w:pStyle w:val="ListNumberLevel2"/>
+      </w:pPr>
+      <w:r>
+        <w:rPr/>
+        <w:t>#include where adult children</w:t>
+      </w:r>
+      <w:r>
+        <w:t xml:space="preserve"> it is appropriate for your primary beneficiaries to also be the executors and trustees of your </w:t>
+      </w:r>
+      <w:proofErr w:type="gramStart"/>
+      <w:r>
+        <w:t>estate</w:t>
+      </w:r>
+      <w:r>
+        <w:t>;</w:t>
+      </w:r>
+      <w:proofErr w:type="gramEnd"/>
+    </w:p>
+    <w:p>
+      <w:pPr>
+        <w:pStyle w:val="ListNumberLevel2"/>
+      </w:pPr>
+      <w:r>
+        <w:t xml:space="preserve">you are not concerned that any person appointed to </w:t>
+      </w:r>
+      <w:r>
+        <w:t xml:space="preserve">a </w:t>
+      </w:r>
+      <w:r>
+        <w:t>control or decision making role has a conflict of interest with your interests or may abuse the power given to them as your representative; and</w:t>
+      </w:r>
+    </w:p>
+    <w:p>
+      <w:pPr>
+        <w:pStyle w:val="ListNumberLevel2"/>
+      </w:pPr>
+      <w:r>
+        <w:t xml:space="preserve">you do not believe there is any risk of your will being challenged by </w:t>
+      </w:r>
+      <w:r>
+        <w:t xml:space="preserve">any </w:t>
+      </w:r>
+      <w:r>
+        <w:t>estate claimants (such a</w:t>
+      </w:r>
+      <w:r>
+        <w:t xml:space="preserve">s a spouse, </w:t>
+      </w:r>
+      <w:r>
+        <w:t>former spouse</w:t>
+      </w:r>
+      <w:r>
+        <w:t>s</w:t>
+      </w:r>
+      <w:r>
+        <w:t xml:space="preserve">, estranged children, </w:t>
+      </w:r>
+      <w:proofErr w:type="gramStart"/>
+      <w:r>
+        <w:t>step children</w:t>
+      </w:r>
+      <w:proofErr w:type="gramEnd"/>
+      <w:r>
+        <w:t xml:space="preserve"> or anyone who is financ</w:t>
+      </w:r>
+      <w:r>
+        <w:t>i</w:t>
+      </w:r>
+      <w:r>
+        <w:t xml:space="preserve">ally </w:t>
+      </w:r>
+      <w:proofErr w:type="spellStart"/>
+      <w:r>
+        <w:t>dependant</w:t>
+      </w:r>
+      <w:proofErr w:type="spellEnd"/>
+      <w:r>
+        <w:t xml:space="preserve"> on you).</w:t>
+      </w:r>
+    </w:p>
+    <w:p>
+      <w:pPr>
+        <w:pStyle w:val="ListNumberLevel1"/>
+      </w:pPr>
+      <w:r>
+        <w:t xml:space="preserve">If any of the above assumptions </w:t>
+      </w:r>
+      <w:r>
+        <w:t xml:space="preserve">are </w:t>
+      </w:r>
+      <w:r>
+        <w:t>incorrect, please let us know as this may change our advice and the documentation may have unintended consequences such</w:t>
+      </w:r>
+      <w:r>
+        <w:t xml:space="preserve"> as</w:t>
+      </w:r>
+      <w:r>
+        <w:t>:</w:t>
+      </w:r>
+    </w:p>
+    <w:p>
+      <w:pPr>
+        <w:pStyle w:val="ListNumberLevel2"/>
+      </w:pPr>
+      <w:r>
+        <w:t xml:space="preserve">your estate planning objectives may not be </w:t>
+      </w:r>
+      <w:proofErr w:type="gramStart"/>
+      <w:r>
+        <w:t>achie</w:t>
+      </w:r>
+      <w:r>
+        <w:t>v</w:t>
+      </w:r>
+      <w:r>
+        <w:t>ed;</w:t>
+      </w:r>
+      <w:proofErr w:type="gramEnd"/>
+    </w:p>
+    <w:p>
+      <w:pPr>
+        <w:pStyle w:val="ListNumberLevel2"/>
+      </w:pPr>
+      <w:r>
+        <w:t>unnecessary tax, stamp duty or legal costs may be incurred by your estate; or</w:t>
+      </w:r>
+    </w:p>
+    <w:p>
+      <w:pPr>
+        <w:pStyle w:val="ListNumberLevel2"/>
+      </w:pPr>
+      <w:r>
+        <w:t>the entitlements of</w:t>
+      </w:r>
+      <w:r>
+        <w:t xml:space="preserve"> an</w:t>
+      </w:r>
+      <w:r>
+        <w:t xml:space="preserve"> intended beneficiary </w:t>
+      </w:r>
+      <w:r>
+        <w:t>under</w:t>
+      </w:r>
+      <w:r>
+        <w:t xml:space="preserve"> your estate may be affected.</w:t>
+      </w:r>
+    </w:p>
+    <w:p>
+      <w:pPr>
+        <w:pStyle w:val="ListNumberLevel1"/>
+      </w:pPr>
+      <w:r>
+        <w:t>We have only provided tax advice in relation to the documentation prepared, and not in relation to issues such as:</w:t>
+      </w:r>
+    </w:p>
+    <w:p>
+      <w:pPr>
+        <w:pStyle w:val="ListNumberLevel2"/>
+      </w:pPr>
+      <w:r>
+        <w:t xml:space="preserve">the distribution of your estate, including the tax </w:t>
+      </w:r>
+      <w:r>
+        <w:t>consequences</w:t>
+      </w:r>
+      <w:r>
+        <w:t xml:space="preserve"> of any distributions to non-resident </w:t>
+      </w:r>
+      <w:proofErr w:type="gramStart"/>
+      <w:r>
+        <w:t>beneficiaries</w:t>
+      </w:r>
+      <w:r>
+        <w:t>;</w:t>
+      </w:r>
+      <w:proofErr w:type="gramEnd"/>
+    </w:p>
+    <w:p>
+      <w:pPr>
+        <w:pStyle w:val="ListNumberLevel2"/>
+      </w:pPr>
+      <w:r>
+        <w:t>any loans you are a party to; or</w:t>
+      </w:r>
+    </w:p>
+    <w:p>
+      <w:pPr>
+        <w:pStyle w:val="ListNumberLevel2"/>
+      </w:pPr>
+      <w:r>
+        <w:t>transactions in relation to any related entities.</w:t>
+      </w:r>
+    </w:p>
+    <w:p>
+      <w:pPr>
+        <w:pStyle w:val="ListNumberLevel1"/>
+      </w:pPr>
+      <w:r>
+        <w:t xml:space="preserve">To assist your executors and beneficiaries with the tax compliance of administering your estate, we strongly recommend that you keep and maintain records of the purchase price and date of purchase of all capital assets acquired on or after 20 September 1985.  Once completed, this information should be kept with your </w:t>
+      </w:r>
+      <w:proofErr w:type="gramStart"/>
+      <w:r>
+        <w:t>will, and</w:t>
+      </w:r>
+      <w:proofErr w:type="gramEnd"/>
+      <w:r>
+        <w:t xml:space="preserve"> ideally provided to your tax advisers for their records. </w:t>
+      </w:r>
+    </w:p>
+    <w:p>
+      <w:pPr>
+        <w:pStyle w:val="ListNumberLevel1"/>
+      </w:pPr>
+      <w:r>
+        <w:t xml:space="preserve">We confirm that you have agreed for us to act jointly for both of you. </w:t>
+      </w:r>
+      <w:r>
+        <w:t xml:space="preserve"> </w:t>
+      </w:r>
+      <w:r>
+        <w:t xml:space="preserve">In doing so, we cannot guarantee absolute loyalty to either of you, </w:t>
+      </w:r>
+      <w:proofErr w:type="gramStart"/>
+      <w:r>
+        <w:t>and</w:t>
+      </w:r>
+      <w:proofErr w:type="gramEnd"/>
+      <w:r>
+        <w:t xml:space="preserve"> cannot provide certainty that our duty of confidentiality (as between each other) may not be affected. </w:t>
+      </w:r>
+      <w:r>
+        <w:t xml:space="preserve"> </w:t>
+      </w:r>
+      <w:r>
+        <w:t xml:space="preserve">While we understand that your </w:t>
+      </w:r>
+      <w:r>
+        <w:lastRenderedPageBreak/>
+        <w:t>interests are</w:t>
+      </w:r>
+      <w:r>
+        <w:t xml:space="preserve"> currently</w:t>
+      </w:r>
+      <w:r>
+        <w:t xml:space="preserve"> aligned</w:t>
+      </w:r>
+      <w:r>
+        <w:t xml:space="preserve"> and you are comfortable to openly discuss your wishes in the presence of each other</w:t>
+      </w:r>
+      <w:r>
+        <w:t>,</w:t>
+      </w:r>
+      <w:r>
+        <w:t xml:space="preserve"> if at any point throughout our work you do not have shared interests and objectives</w:t>
+      </w:r>
+      <w:r>
+        <w:t xml:space="preserve"> (for example, if one of you reveals something to us in confidence), then</w:t>
+      </w:r>
+      <w:r>
+        <w:t xml:space="preserve"> we will need to stop acting for both of you.</w:t>
+      </w:r>
+    </w:p>
+    <w:p>
+      <w:pPr>
+        <w:pStyle w:val="ListNumberLevel1"/>
+      </w:pPr>
+      <w:r>
+        <w:t xml:space="preserve">If we </w:t>
+      </w:r>
+      <w:r>
+        <w:t>stop</w:t>
+      </w:r>
+      <w:r>
+        <w:t xml:space="preserve"> acting for you, this may incur additional costs, including the costs involved in you each obtaining separate </w:t>
+      </w:r>
+      <w:r>
+        <w:t xml:space="preserve">legal </w:t>
+      </w:r>
+      <w:r>
+        <w:t>advic</w:t>
+      </w:r>
+      <w:r>
+        <w:t>e</w:t>
+      </w:r>
+      <w:r>
+        <w:t xml:space="preserve">. </w:t>
+      </w:r>
+      <w:r>
+        <w:t xml:space="preserve"> I</w:t>
+      </w:r>
+      <w:r>
+        <w:t xml:space="preserve">f you wish to </w:t>
+      </w:r>
+      <w:r>
+        <w:t xml:space="preserve">obtain separate independent legal advice, please let us know and we can </w:t>
+      </w:r>
+      <w:r>
+        <w:t xml:space="preserve">refer you to separate estate planning </w:t>
+      </w:r>
+      <w:r>
+        <w:t xml:space="preserve">lawyers who can assist you. </w:t>
+      </w:r>
+      <w:r>
+        <w:t xml:space="preserve"> </w:t>
+      </w:r>
+    </w:p>
+    <w:p>
+      <w:r>
         <w:rPr>
-          <w:highlight w:val="cyan"/>
+          <w:rStyle w:val="NormalTextChar"/>
         </w:rPr>
         <w:t>#</w:t>
       </w:r>
       <w:r>
         <w:rPr>
-          <w:highlight w:val="cyan"/>
+          <w:rStyle w:val="NormalTextChar"/>
         </w:rPr>
-        <w:t>include if applicable</w:t>
-      </w:r>
-      <w:r>
-        <w:t xml:space="preserve"> superannuation death benefit</w:t>
-      </w:r>
-      <w:r>
-        <w:t xml:space="preserve"> nomination</w:t>
-      </w:r>
-      <w:r>
-        <w:t xml:space="preserve"> </w:t>
-      </w:r>
-      <w:proofErr w:type="gramStart"/>
-      <w:r>
-        <w:t>form</w:t>
-      </w:r>
-      <w:r>
-        <w:t>s;</w:t>
-      </w:r>
-      <w:proofErr w:type="gramEnd"/>
-      <w:r>
-        <w:t xml:space="preserve"> </w:t>
-      </w:r>
-    </w:p>
-    <w:p>
-      <w:pPr>
-        <w:pStyle w:val="ListNumberLevel2"/>
-      </w:pPr>
-      <w:r>
-        <w:rPr>
-          <w:highlight w:val="cyan"/>
-        </w:rPr>
-        <w:t>#include if applicable</w:t>
-      </w:r>
-      <w:r>
-        <w:t xml:space="preserve"> </w:t>
-      </w:r>
-      <w:r>
-        <w:t xml:space="preserve">consent to executor remuneration and commission; </w:t>
-      </w:r>
-      <w:r>
-        <w:t xml:space="preserve">and </w:t>
-      </w:r>
-    </w:p>
-    <w:p>
-      <w:pPr>
-        <w:pStyle w:val="ListNumberLevel2"/>
-      </w:pPr>
-      <w:r>
-        <w:t xml:space="preserve">letter of wishes. </w:t>
-      </w:r>
-    </w:p>
-    <w:p>
-      <w:pPr>
-        <w:pStyle w:val="Heading1"/>
-      </w:pPr>
-      <w:r>
-        <w:t xml:space="preserve">Signing </w:t>
-      </w:r>
-      <w:r>
-        <w:t xml:space="preserve">your </w:t>
-      </w:r>
-      <w:r>
-        <w:t>documents</w:t>
-      </w:r>
-    </w:p>
-    <w:p>
-      <w:pPr>
-        <w:pStyle w:val="ListNumberLevel1"/>
-      </w:pPr>
-      <w:r>
-        <w:t xml:space="preserve">Even though we have not </w:t>
-      </w:r>
-      <w:r>
-        <w:t xml:space="preserve">yet </w:t>
-      </w:r>
-      <w:r>
-        <w:t xml:space="preserve">met to discuss </w:t>
-      </w:r>
-      <w:r>
-        <w:t>your</w:t>
-      </w:r>
-      <w:r>
-        <w:t xml:space="preserve"> draft documents, we </w:t>
-      </w:r>
-      <w:r>
-        <w:t>suggest that</w:t>
-      </w:r>
-      <w:r>
-        <w:t xml:space="preserve"> you</w:t>
-      </w:r>
-      <w:r>
-        <w:t xml:space="preserve"> both</w:t>
-      </w:r>
-      <w:r>
-        <w:t xml:space="preserve"> </w:t>
-      </w:r>
-      <w:r>
-        <w:t>read the terms of the documents and if you are comfortable</w:t>
-      </w:r>
-      <w:r>
-        <w:t xml:space="preserve"> with them, we recommend that you:</w:t>
-      </w:r>
-      <w:r>
-        <w:t xml:space="preserve"> </w:t>
-      </w:r>
-    </w:p>
-    <w:p>
-      <w:pPr>
-        <w:pStyle w:val="ListNumberLevel2"/>
-      </w:pPr>
-      <w:r>
-        <w:t xml:space="preserve">print a copy of </w:t>
-      </w:r>
-      <w:r>
-        <w:t>your</w:t>
-      </w:r>
-      <w:r>
-        <w:t xml:space="preserve"> will</w:t>
-      </w:r>
-      <w:r>
-        <w:t>s</w:t>
-      </w:r>
-      <w:r>
-        <w:t xml:space="preserve">; and </w:t>
-      </w:r>
-    </w:p>
-    <w:p>
-      <w:pPr>
-        <w:pStyle w:val="ListNumberLevel2"/>
-      </w:pPr>
-      <w:r>
-        <w:t>sign and date the last page in the presence of two adult witnesses who are not related to you or mentioned in the documents.</w:t>
-      </w:r>
-    </w:p>
-    <w:p>
-      <w:pPr>
-        <w:pStyle w:val="ListNumberLevel1"/>
-      </w:pPr>
-      <w:r>
-        <w:t>Signing your draft will</w:t>
-      </w:r>
-      <w:r>
-        <w:t>s</w:t>
-      </w:r>
-      <w:r>
-        <w:t xml:space="preserve"> as soon as possible </w:t>
-      </w:r>
-      <w:r>
-        <w:t>should</w:t>
-      </w:r>
-      <w:r>
-        <w:t xml:space="preserve"> ensure that you have a valid will in place </w:t>
-      </w:r>
-      <w:r>
-        <w:t xml:space="preserve">should </w:t>
-      </w:r>
-      <w:r>
-        <w:t>you pass away before you finalise your estate planning documents.  We can make any required amendments to the will</w:t>
-      </w:r>
-      <w:r>
-        <w:t>s</w:t>
-      </w:r>
-      <w:r>
-        <w:t xml:space="preserve"> </w:t>
-      </w:r>
-      <w:r>
-        <w:t xml:space="preserve">(and other documents) </w:t>
-      </w:r>
-      <w:r>
-        <w:t>following our meeting.</w:t>
-      </w:r>
-    </w:p>
-    <w:p>
-      <w:pPr>
-        <w:pStyle w:val="ListNumberLevel1"/>
-      </w:pPr>
-      <w:r>
-        <w:lastRenderedPageBreak/>
-        <w:t xml:space="preserve">We have prepared the documents so that you have flexibility to alter them at any time in the future to reflect changes in your circumstances, provided you have mental capacity. </w:t>
-      </w:r>
-      <w:r>
-        <w:t xml:space="preserve"> </w:t>
-      </w:r>
-    </w:p>
-    <w:p>
-      <w:pPr>
-        <w:pStyle w:val="ListNumberLevel1"/>
-      </w:pPr>
-      <w:r>
-        <w:t xml:space="preserve">Please note that unless and until you have signed the wills provided by us: </w:t>
-      </w:r>
-    </w:p>
-    <w:p>
-      <w:pPr>
-        <w:pStyle w:val="ListNumberLevel2"/>
-      </w:pPr>
-      <w:r>
-        <w:t>w</w:t>
-      </w:r>
-      <w:r>
-        <w:t xml:space="preserve">here you have an existing will, </w:t>
-      </w:r>
-      <w:r>
-        <w:t xml:space="preserve">the terms of </w:t>
-      </w:r>
-      <w:r>
-        <w:t xml:space="preserve">that </w:t>
-      </w:r>
-      <w:r>
-        <w:t xml:space="preserve">will </w:t>
-      </w:r>
-      <w:proofErr w:type="gramStart"/>
-      <w:r>
-        <w:t>apply;</w:t>
-      </w:r>
-      <w:proofErr w:type="gramEnd"/>
-      <w:r>
-        <w:t xml:space="preserve"> </w:t>
-      </w:r>
-    </w:p>
-    <w:p>
-      <w:pPr>
-        <w:pStyle w:val="ListNumberLevel2"/>
-      </w:pPr>
-      <w:r>
-        <w:t xml:space="preserve">where you do not have an existing will, </w:t>
-      </w:r>
-      <w:r>
-        <w:t xml:space="preserve">your estate will be </w:t>
-      </w:r>
-      <w:r>
-        <w:t xml:space="preserve">distributed according to the rules </w:t>
-      </w:r>
-      <w:r>
-        <w:t xml:space="preserve">of intestacy </w:t>
-      </w:r>
-      <w:r>
-        <w:t>(</w:t>
-      </w:r>
-      <w:r>
-        <w:t xml:space="preserve">to </w:t>
-      </w:r>
-      <w:r>
-        <w:t>pre-determined</w:t>
-      </w:r>
-      <w:r>
-        <w:t xml:space="preserve"> </w:t>
-      </w:r>
-      <w:r>
-        <w:t xml:space="preserve">beneficiaries </w:t>
-      </w:r>
-      <w:r>
-        <w:t>chosen</w:t>
-      </w:r>
-      <w:r>
-        <w:t xml:space="preserve"> by the State government), </w:t>
-      </w:r>
-      <w:r>
-        <w:t>except in extremely limited circumstances which may require expensive litigation</w:t>
-      </w:r>
-      <w:r>
-        <w:t xml:space="preserve"> or court orders</w:t>
-      </w:r>
-      <w:r>
-        <w:t>.</w:t>
-      </w:r>
-    </w:p>
-    <w:p>
-      <w:pPr>
-        <w:pStyle w:val="ListNumberLevel1"/>
-      </w:pPr>
-      <w:r>
-        <w:t>In relation to your appointment of attorney documents</w:t>
-      </w:r>
-      <w:r>
-        <w:t>, unless</w:t>
-      </w:r>
-      <w:r>
-        <w:t xml:space="preserve"> and until</w:t>
-      </w:r>
-      <w:r>
-        <w:t xml:space="preserve"> you have signed </w:t>
-      </w:r>
-      <w:r>
-        <w:t xml:space="preserve">the </w:t>
-      </w:r>
-      <w:r>
-        <w:t xml:space="preserve">attorney </w:t>
-      </w:r>
-      <w:r>
-        <w:t>documents provided by us</w:t>
-      </w:r>
-      <w:r>
-        <w:t xml:space="preserve">: </w:t>
-      </w:r>
-    </w:p>
-    <w:p>
-      <w:pPr>
-        <w:pStyle w:val="ListNumberLevel2"/>
-      </w:pPr>
-      <w:r>
-        <w:t>w</w:t>
-      </w:r>
-      <w:r>
-        <w:t xml:space="preserve">here you have </w:t>
-      </w:r>
-      <w:r>
-        <w:t xml:space="preserve">existing </w:t>
-      </w:r>
-      <w:r>
-        <w:t xml:space="preserve">enduring </w:t>
-      </w:r>
-      <w:r>
-        <w:t>attorney documents</w:t>
-      </w:r>
-      <w:r>
-        <w:t xml:space="preserve">, </w:t>
-      </w:r>
-      <w:r>
-        <w:t>the attorneys appointed by</w:t>
-      </w:r>
-      <w:r>
-        <w:t xml:space="preserve"> your current </w:t>
-      </w:r>
-      <w:r>
-        <w:t>document</w:t>
-      </w:r>
-      <w:r>
-        <w:t>s</w:t>
-      </w:r>
-      <w:r>
-        <w:t xml:space="preserve"> may still be able to make decisions on your behalf to the extent authorised in </w:t>
-      </w:r>
-      <w:r>
-        <w:t>that document</w:t>
-      </w:r>
-      <w:r>
-        <w:t>;</w:t>
-      </w:r>
-      <w:r>
-        <w:t xml:space="preserve"> and</w:t>
-      </w:r>
-    </w:p>
-    <w:p>
-      <w:pPr>
-        <w:pStyle w:val="ListNumberLevel2"/>
-      </w:pPr>
-      <w:r>
-        <w:t>if you have no existing enduring attorney documents, then if you lose capacity, no one has authority to make financial and personal decisions on your behalf</w:t>
-      </w:r>
-      <w:r>
-        <w:t xml:space="preserve"> and </w:t>
-      </w:r>
-      <w:r>
-        <w:t xml:space="preserve">your loved ones </w:t>
-      </w:r>
-      <w:r>
-        <w:t>will need to make an application to the relevant State tribunal for an order to be appointed as your financial administrator and/or guardian. This can be expensive and</w:t>
-      </w:r>
-      <w:r>
-        <w:t xml:space="preserve"> time intensive</w:t>
-      </w:r>
-      <w:r>
-        <w:t>.</w:t>
-      </w:r>
-    </w:p>
-    <w:p>
-      <w:pPr>
-        <w:pStyle w:val="Heading1"/>
-      </w:pPr>
-      <w:r>
-        <w:t>Next steps</w:t>
-      </w:r>
-    </w:p>
-    <w:p>
-      <w:pPr>
-        <w:pStyle w:val="ListNumberLevel1"/>
-      </w:pPr>
-      <w:r>
-        <w:t>P</w:t>
-      </w:r>
-      <w:r>
-        <w:t xml:space="preserve">lease </w:t>
-      </w:r>
-      <w:r>
-        <w:t>carefully</w:t>
-      </w:r>
-      <w:r>
-        <w:t xml:space="preserve"> review the documents</w:t>
-      </w:r>
-      <w:r>
-        <w:t xml:space="preserve"> to check that all names and addresses are correct</w:t>
-      </w:r>
-      <w:r>
-        <w:t xml:space="preserve"> </w:t>
-      </w:r>
-      <w:r>
-        <w:t xml:space="preserve">and let </w:t>
-      </w:r>
-      <w:r>
-        <w:t>us</w:t>
-      </w:r>
-      <w:r>
-        <w:t xml:space="preserve"> know if you require any changes. </w:t>
-      </w:r>
-    </w:p>
-    <w:p>
-      <w:pPr>
-        <w:pStyle w:val="NormalText"/>
-      </w:pPr>
-      <w:r>
-        <w:rPr>
-          <w:highlight w:val="cyan"/>
-        </w:rPr>
-        <w:t>#use if signing meeting needs to be scheduled</w:t>
-      </w:r>
-      <w:r>
-        <w:t xml:space="preserve"> </w:t>
-      </w:r>
-    </w:p>
-    <w:p>
-      <w:pPr>
-        <w:pStyle w:val="ListNumberLevel1"/>
-      </w:pPr>
-      <w:r>
-        <w:t xml:space="preserve">The next step is to organise the meeting to review and sign the documents.  Are there some dates and times that would suit best?  </w:t>
-      </w:r>
-      <w:r>
-        <w:t>We r</w:t>
-      </w:r>
-      <w:r>
-        <w:t>ecommend that you allocate around 90 minutes for this meeting.</w:t>
-      </w:r>
-    </w:p>
-    <w:p>
-      <w:pPr>
-        <w:pStyle w:val="NormalText"/>
-      </w:pPr>
-      <w:r>
-        <w:rPr>
-          <w:highlight w:val="cyan"/>
-        </w:rPr>
-        <w:t>#Use if signing meeting has been scheduled</w:t>
-      </w:r>
-      <w:r>
-        <w:t xml:space="preserve"> </w:t>
-      </w:r>
-    </w:p>
-    <w:p>
-      <w:pPr>
-        <w:pStyle w:val="ListNumberLevel1"/>
-      </w:pPr>
-      <w:r>
-        <w:t xml:space="preserve">We look forward to our meeting on </w:t>
-      </w:r>
-      <w:r>
-        <w:rPr>
-          <w:highlight w:val="cyan"/>
-        </w:rPr>
-        <w:t>[insert details of date, time and location].</w:t>
-      </w:r>
-    </w:p>
-    <w:p>
-      <w:pPr>
-        <w:pStyle w:val="ListNumberLevel1"/>
-      </w:pPr>
-      <w:r>
-        <w:rPr>
-          <w:highlight w:val="cyan"/>
-        </w:rPr>
-        <w:t>[#include if meeting is at client’s home]</w:t>
-      </w:r>
-      <w:r>
-        <w:t xml:space="preserve"> </w:t>
-      </w:r>
-      <w:r>
-        <w:t>Please note that execution of the wills requires two witnesses (who are not related to you)</w:t>
-      </w:r>
-      <w:r>
-        <w:t>.  I</w:t>
-      </w:r>
-      <w:r>
-        <w:t xml:space="preserve">f convenient, you may wish to arrange </w:t>
-      </w:r>
-      <w:r>
-        <w:t xml:space="preserve">for a </w:t>
-      </w:r>
-      <w:r>
-        <w:t xml:space="preserve">friend or neighbour </w:t>
-      </w:r>
-      <w:r>
-        <w:t>to attend the meeting for approximately 15 minutes to</w:t>
-      </w:r>
-      <w:r>
-        <w:t xml:space="preserve"> serve as the second witness </w:t>
-      </w:r>
-      <w:r>
-        <w:t>so</w:t>
-      </w:r>
-      <w:r>
-        <w:t xml:space="preserve"> we can </w:t>
-      </w:r>
-      <w:r>
-        <w:t>have</w:t>
-      </w:r>
-      <w:r>
-        <w:t xml:space="preserve"> all documents </w:t>
-      </w:r>
-      <w:r>
-        <w:t xml:space="preserve">signed </w:t>
-      </w:r>
-      <w:r>
-        <w:t>in the meeting.</w:t>
-      </w:r>
-    </w:p>
-    <w:p>
-      <w:pPr>
-        <w:pStyle w:val="Heading1"/>
-      </w:pPr>
-      <w:r>
-        <w:t>Assumptions</w:t>
-      </w:r>
-    </w:p>
-    <w:p>
-      <w:pPr>
-        <w:pStyle w:val="NormalText"/>
-      </w:pPr>
-      <w:r>
-        <w:rPr>
-          <w:highlight w:val="yellow"/>
-        </w:rPr>
-        <w:t>#Review and remove any which we have received notice of from the client</w:t>
-      </w:r>
-      <w:r>
-        <w:rPr>
-          <w:highlight w:val="yellow"/>
-        </w:rPr>
-        <w:t>s</w:t>
-      </w:r>
-    </w:p>
-    <w:p>
-      <w:pPr>
-        <w:pStyle w:val="ListNumberLevel1"/>
-      </w:pPr>
-      <w:r>
-        <w:t>We have relied upon the following assumptions when preparing the above documents for you:</w:t>
-      </w:r>
-    </w:p>
-    <w:p>
-      <w:pPr>
-        <w:pStyle w:val="ListNumberLevel2"/>
-      </w:pPr>
-      <w:r>
-        <w:t>you</w:t>
-      </w:r>
-      <w:r>
-        <w:t xml:space="preserve"> both </w:t>
-      </w:r>
-      <w:r>
-        <w:t>have no:</w:t>
-      </w:r>
-    </w:p>
-    <w:p>
-      <w:pPr>
-        <w:pStyle w:val="ListNumberLevel3"/>
-      </w:pPr>
-      <w:r>
-        <w:lastRenderedPageBreak/>
-        <w:t xml:space="preserve">dependants with special </w:t>
-      </w:r>
-      <w:proofErr w:type="gramStart"/>
-      <w:r>
-        <w:t>needs;</w:t>
-      </w:r>
-      <w:proofErr w:type="gramEnd"/>
-    </w:p>
-    <w:p>
-      <w:pPr>
-        <w:pStyle w:val="ListNumberLevel3"/>
-      </w:pPr>
-      <w:r>
-        <w:t>assets owned jointly with one or more other people (other than a spouse</w:t>
-      </w:r>
-      <w:proofErr w:type="gramStart"/>
-      <w:r>
-        <w:t>);</w:t>
-      </w:r>
-      <w:proofErr w:type="gramEnd"/>
-    </w:p>
-    <w:p>
-      <w:pPr>
-        <w:pStyle w:val="ListNumberLevel3"/>
-      </w:pPr>
-      <w:r>
-        <w:t>contracts or obligations relating to how you intend to make your will (including 'mutual' wills</w:t>
-      </w:r>
-      <w:proofErr w:type="gramStart"/>
-      <w:r>
-        <w:t>);</w:t>
-      </w:r>
-      <w:proofErr w:type="gramEnd"/>
-    </w:p>
-    <w:p>
-      <w:pPr>
-        <w:pStyle w:val="ListNumberLevel3"/>
-      </w:pPr>
-      <w:r>
-        <w:t xml:space="preserve">unresolved financial arrangements, including with former </w:t>
-      </w:r>
-      <w:proofErr w:type="gramStart"/>
-      <w:r>
-        <w:t>spouses;</w:t>
-      </w:r>
-      <w:proofErr w:type="gramEnd"/>
-    </w:p>
-    <w:p>
-      <w:pPr>
-        <w:pStyle w:val="ListNumberLevel3"/>
-      </w:pPr>
-      <w:r>
-        <w:t xml:space="preserve">trusts or companies that you </w:t>
-      </w:r>
-      <w:proofErr w:type="gramStart"/>
-      <w:r>
-        <w:t>control;</w:t>
-      </w:r>
-      <w:proofErr w:type="gramEnd"/>
-    </w:p>
-    <w:p>
-      <w:pPr>
-        <w:pStyle w:val="ListNumberLevel3"/>
-      </w:pPr>
-      <w:r>
-        <w:t>overseas assets;</w:t>
-      </w:r>
-      <w:r>
-        <w:t xml:space="preserve"> or</w:t>
-      </w:r>
-    </w:p>
-    <w:p>
-      <w:pPr>
-        <w:pStyle w:val="ListNumberLevel3"/>
-      </w:pPr>
-      <w:r>
-        <w:t xml:space="preserve">intended beneficiaries who live </w:t>
-      </w:r>
-      <w:proofErr w:type="gramStart"/>
-      <w:r>
-        <w:t>overseas;</w:t>
-      </w:r>
-      <w:proofErr w:type="gramEnd"/>
-    </w:p>
-    <w:p>
-      <w:pPr>
-        <w:pStyle w:val="ListNumberLevel2"/>
-      </w:pPr>
-      <w:r>
-        <w:rPr>
-          <w:highlight w:val="cyan"/>
-        </w:rPr>
-        <w:t>#include where adult children</w:t>
-      </w:r>
-      <w:r>
-        <w:t xml:space="preserve"> it is appropriate for your primary beneficiaries to also be the executors and trustees of your </w:t>
-      </w:r>
-      <w:proofErr w:type="gramStart"/>
-      <w:r>
-        <w:t>estate</w:t>
-      </w:r>
-      <w:r>
-        <w:t>;</w:t>
-      </w:r>
-      <w:proofErr w:type="gramEnd"/>
-    </w:p>
-    <w:p>
-      <w:pPr>
-        <w:pStyle w:val="ListNumberLevel2"/>
-      </w:pPr>
-      <w:r>
-        <w:t xml:space="preserve">you are not concerned that any person appointed to </w:t>
-      </w:r>
-      <w:r>
-        <w:t xml:space="preserve">a </w:t>
-      </w:r>
-      <w:r>
-        <w:t>control or decision making role has a conflict of interest with your interests or may abuse the power given to them as your representative; and</w:t>
-      </w:r>
-    </w:p>
-    <w:p>
-      <w:pPr>
-        <w:pStyle w:val="ListNumberLevel2"/>
-      </w:pPr>
-      <w:r>
-        <w:t xml:space="preserve">you do not believe there is any risk of your will being challenged by </w:t>
-      </w:r>
-      <w:r>
-        <w:t xml:space="preserve">any </w:t>
-      </w:r>
-      <w:r>
-        <w:t>estate claimants (such a</w:t>
-      </w:r>
-      <w:r>
-        <w:t xml:space="preserve">s a spouse, </w:t>
-      </w:r>
-      <w:r>
-        <w:t>former spouse</w:t>
-      </w:r>
-      <w:r>
-        <w:t>s</w:t>
-      </w:r>
-      <w:r>
-        <w:t xml:space="preserve">, estranged children, </w:t>
-      </w:r>
-      <w:proofErr w:type="gramStart"/>
-      <w:r>
-        <w:t>step children</w:t>
-      </w:r>
-      <w:proofErr w:type="gramEnd"/>
-      <w:r>
-        <w:t xml:space="preserve"> or anyone who is financ</w:t>
-      </w:r>
-      <w:r>
-        <w:t>i</w:t>
-      </w:r>
-      <w:r>
-        <w:t xml:space="preserve">ally </w:t>
-      </w:r>
-      <w:proofErr w:type="spellStart"/>
-      <w:r>
-        <w:t>dependant</w:t>
-      </w:r>
-      <w:proofErr w:type="spellEnd"/>
-      <w:r>
-        <w:t xml:space="preserve"> on you).</w:t>
-      </w:r>
-    </w:p>
-    <w:p>
-      <w:pPr>
-        <w:pStyle w:val="ListNumberLevel1"/>
-      </w:pPr>
-      <w:r>
-        <w:t xml:space="preserve">If any of the above assumptions </w:t>
-      </w:r>
-      <w:r>
-        <w:t xml:space="preserve">are </w:t>
-      </w:r>
-      <w:r>
-        <w:t>incorrect, please let us know as this may change our advice and the documentation may have unintended consequences such</w:t>
-      </w:r>
-      <w:r>
-        <w:t xml:space="preserve"> as</w:t>
-      </w:r>
-      <w:r>
-        <w:t>:</w:t>
-      </w:r>
-    </w:p>
-    <w:p>
-      <w:pPr>
-        <w:pStyle w:val="ListNumberLevel2"/>
-      </w:pPr>
-      <w:r>
-        <w:t xml:space="preserve">your estate planning objectives may not be </w:t>
-      </w:r>
-      <w:proofErr w:type="gramStart"/>
-      <w:r>
-        <w:t>achie</w:t>
-      </w:r>
-      <w:r>
-        <w:t>v</w:t>
-      </w:r>
-      <w:r>
-        <w:t>ed;</w:t>
-      </w:r>
-      <w:proofErr w:type="gramEnd"/>
-    </w:p>
-    <w:p>
-      <w:pPr>
-        <w:pStyle w:val="ListNumberLevel2"/>
-      </w:pPr>
-      <w:r>
-        <w:t>unnecessary tax, stamp duty or legal costs may be incurred by your estate; or</w:t>
-      </w:r>
-    </w:p>
-    <w:p>
-      <w:pPr>
-        <w:pStyle w:val="ListNumberLevel2"/>
-      </w:pPr>
-      <w:r>
-        <w:t>the entitlements of</w:t>
-      </w:r>
-      <w:r>
-        <w:t xml:space="preserve"> an</w:t>
-      </w:r>
-      <w:r>
-        <w:t xml:space="preserve"> intended beneficiary </w:t>
-      </w:r>
-      <w:r>
-        <w:t>under</w:t>
-      </w:r>
-      <w:r>
-        <w:t xml:space="preserve"> your estate may be affected.</w:t>
-      </w:r>
-    </w:p>
-    <w:p>
-      <w:pPr>
-        <w:pStyle w:val="ListNumberLevel1"/>
-      </w:pPr>
-      <w:r>
-        <w:t>We have only provided tax advice in relation to the documentation prepared, and not in relation to issues such as:</w:t>
-      </w:r>
-    </w:p>
-    <w:p>
-      <w:pPr>
-        <w:pStyle w:val="ListNumberLevel2"/>
-      </w:pPr>
-      <w:r>
-        <w:t xml:space="preserve">the distribution of your estate, including the tax </w:t>
-      </w:r>
-      <w:r>
-        <w:t>consequences</w:t>
-      </w:r>
-      <w:r>
-        <w:t xml:space="preserve"> of any distributions to non-resident </w:t>
-      </w:r>
-      <w:proofErr w:type="gramStart"/>
-      <w:r>
-        <w:t>beneficiaries</w:t>
-      </w:r>
-      <w:r>
-        <w:t>;</w:t>
-      </w:r>
-      <w:proofErr w:type="gramEnd"/>
-    </w:p>
-    <w:p>
-      <w:pPr>
-        <w:pStyle w:val="ListNumberLevel2"/>
-      </w:pPr>
-      <w:r>
-        <w:t>any loans you are a party to; or</w:t>
-      </w:r>
-    </w:p>
-    <w:p>
-      <w:pPr>
-        <w:pStyle w:val="ListNumberLevel2"/>
-      </w:pPr>
-      <w:r>
-        <w:t>transactions in relation to any related entities.</w:t>
-      </w:r>
-    </w:p>
-    <w:p>
-      <w:pPr>
-        <w:pStyle w:val="ListNumberLevel1"/>
-      </w:pPr>
-      <w:r>
-        <w:t xml:space="preserve">To assist your executors and beneficiaries with the tax compliance of administering your estate, we strongly recommend that you keep and maintain records of the purchase price and date of purchase of all capital assets acquired on or after 20 September 1985.  Once completed, this information should be kept with your </w:t>
-      </w:r>
-      <w:proofErr w:type="gramStart"/>
-      <w:r>
-        <w:t>will, and</w:t>
-      </w:r>
-      <w:proofErr w:type="gramEnd"/>
-      <w:r>
-        <w:t xml:space="preserve"> ideally provided to your tax advisers for their records. </w:t>
-      </w:r>
-    </w:p>
-    <w:p>
-      <w:pPr>
-        <w:pStyle w:val="ListNumberLevel1"/>
-      </w:pPr>
-      <w:r>
-        <w:t xml:space="preserve">We confirm that you have agreed for us to act jointly for both of you. </w:t>
-      </w:r>
-      <w:r>
-        <w:t xml:space="preserve"> </w:t>
-      </w:r>
-      <w:r>
-        <w:t xml:space="preserve">In doing so, we cannot guarantee absolute loyalty to either of you, </w:t>
-      </w:r>
-      <w:proofErr w:type="gramStart"/>
-      <w:r>
-        <w:t>and</w:t>
-      </w:r>
-      <w:proofErr w:type="gramEnd"/>
-      <w:r>
-        <w:t xml:space="preserve"> cannot provide certainty that our duty of confidentiality (as between each other) may not be affected. </w:t>
-      </w:r>
-      <w:r>
-        <w:t xml:space="preserve"> </w:t>
-      </w:r>
-      <w:r>
-        <w:t xml:space="preserve">While we understand that your </w:t>
-      </w:r>
-      <w:r>
-        <w:lastRenderedPageBreak/>
-        <w:t>interests are</w:t>
-      </w:r>
-      <w:r>
-        <w:t xml:space="preserve"> currently</w:t>
-      </w:r>
-      <w:r>
-        <w:t xml:space="preserve"> aligned</w:t>
-      </w:r>
-      <w:r>
-        <w:t xml:space="preserve"> and you are comfortable to openly discuss your wishes in the presence of each other</w:t>
-      </w:r>
-      <w:r>
-        <w:t>,</w:t>
-      </w:r>
-      <w:r>
-        <w:t xml:space="preserve"> if at any point throughout our work you do not have shared interests and objectives</w:t>
-      </w:r>
-      <w:r>
-        <w:t xml:space="preserve"> (for example, if one of you reveals something to us in confidence), then</w:t>
-      </w:r>
-      <w:r>
-        <w:t xml:space="preserve"> we will need to stop acting for both of you.</w:t>
-      </w:r>
-    </w:p>
-    <w:p>
-      <w:pPr>
-        <w:pStyle w:val="ListNumberLevel1"/>
-      </w:pPr>
-      <w:r>
-        <w:t xml:space="preserve">If we </w:t>
-      </w:r>
-      <w:r>
-        <w:t>stop</w:t>
-      </w:r>
-      <w:r>
-        <w:t xml:space="preserve"> acting for you, this may incur additional costs, including the costs involved in you each obtaining separate </w:t>
-      </w:r>
-      <w:r>
-        <w:t xml:space="preserve">legal </w:t>
-      </w:r>
-      <w:r>
-        <w:t>advic</w:t>
-      </w:r>
-      <w:r>
-        <w:t>e</w:t>
-      </w:r>
-      <w:r>
-        <w:t xml:space="preserve">. </w:t>
-      </w:r>
-      <w:r>
-        <w:t xml:space="preserve"> I</w:t>
-      </w:r>
-      <w:r>
-        <w:t xml:space="preserve">f you wish to </w:t>
-      </w:r>
-      <w:r>
-        <w:t xml:space="preserve">obtain separate independent legal advice, please let us know and we can </w:t>
-      </w:r>
-      <w:r>
-        <w:t xml:space="preserve">refer you to separate estate planning </w:t>
-      </w:r>
-      <w:r>
-        <w:t xml:space="preserve">lawyers who can assist you. </w:t>
-      </w:r>
-      <w:r>
-        <w:t xml:space="preserve"> </w:t>
-      </w:r>
-    </w:p>
-    <w:p>
+        <w:t>include if</w:t>
+      </w:r>
       <w:r>
         <w:rPr>
           <w:rStyle w:val="NormalTextChar"/>
-          <w:highlight w:val="cyan"/>
         </w:rPr>
-        <w:t>#</w:t>
+        <w:t xml:space="preserve"> TT</w:t>
       </w:r>
       <w:r>
         <w:rPr>
           <w:rStyle w:val="NormalTextChar"/>
-          <w:highlight w:val="cyan"/>
         </w:rPr>
-        <w:t>include if</w:t>
+        <w:t xml:space="preserve"> included in the</w:t>
       </w:r>
       <w:r>
         <w:rPr>
           <w:rStyle w:val="NormalTextChar"/>
-          <w:highlight w:val="cyan"/>
-        </w:rPr>
-        <w:t xml:space="preserve"> TT</w:t>
-      </w:r>
-      <w:r>
-        <w:rPr>
-          <w:rStyle w:val="NormalTextChar"/>
-          <w:highlight w:val="cyan"/>
-        </w:rPr>
-        <w:t xml:space="preserve"> included in the</w:t>
-      </w:r>
-      <w:r>
-        <w:rPr>
-          <w:rStyle w:val="NormalTextChar"/>
-          <w:highlight w:val="cyan"/>
         </w:rPr>
         <w:t xml:space="preserve"> will</w:t>
       </w:r>
@@ -1582,33 +1535,23 @@
         <w:pStyle w:val="ListNumberLevel1"/>
       </w:pPr>
       <w:r>
-        <w:rPr>
-          <w:highlight w:val="cyan"/>
-        </w:rPr>
+        <w:rPr/>
         <w:fldChar w:fldCharType="begin"/>
       </w:r>
       <w:r>
-        <w:rPr>
-          <w:highlight w:val="cyan"/>
-        </w:rPr>
+        <w:rPr/>
         <w:instrText xml:space="preserve"> MERGEFIELD  "*IF {TEL_fp_excluded} = \"Yes\" *"  \* MERGEFORMAT </w:instrText>
       </w:r>
       <w:r>
-        <w:rPr>
-          <w:highlight w:val="cyan"/>
-        </w:rPr>
+        <w:rPr/>
         <w:fldChar w:fldCharType="separate"/>
       </w:r>
       <w:r>
-        <w:rPr>
-          <w:highlight w:val="cyan"/>
-        </w:rPr>
+        <w:rPr/>
         <w:fldChar w:fldCharType="end"/>
       </w:r>
       <w:r>
-        <w:rPr>
-          <w:highlight w:val="cyan"/>
-        </w:rPr>
+        <w:rPr/>
         <w:t>#include if you are excluding foreign persons as beneficiaries of all TTs and are not using a FPE TT</w:t>
       </w:r>
       <w:r>
@@ -1646,9 +1589,7 @@
         <w:pStyle w:val="ListNumberLevel1"/>
       </w:pPr>
       <w:r>
-        <w:rPr>
-          <w:highlight w:val="cyan"/>
-        </w:rPr>
+        <w:rPr/>
         <w:t>#include if are using a FPE TT</w:t>
       </w:r>
       <w:r>
@@ -1733,15 +1674,11 @@
         <w:t xml:space="preserve"> </w:t>
       </w:r>
       <w:r>
-        <w:rPr>
-          <w:highlight w:val="cyan"/>
-        </w:rPr>
+        <w:rPr/>
         <w:t>#</w:t>
       </w:r>
       <w:r>
-        <w:rPr>
-          <w:highlight w:val="cyan"/>
-        </w:rPr>
+        <w:rPr/>
         <w:t>End</w:t>
       </w:r>
     </w:p>
@@ -1819,9 +1756,7 @@
         <w:t xml:space="preserve">in the administration of your estate </w:t>
       </w:r>
       <w:r>
-        <w:rPr>
-          <w:highlight w:val="cyan"/>
-        </w:rPr>
+        <w:rPr/>
         <w:t>#remove if no TT</w:t>
       </w:r>
       <w:r>
@@ -1837,9 +1772,7 @@
         <w:t xml:space="preserve"> </w:t>
       </w:r>
       <w:r>
-        <w:rPr>
-          <w:highlight w:val="cyan"/>
-        </w:rPr>
+        <w:rPr/>
         <w:t>#end</w:t>
       </w:r>
       <w:r>
@@ -1851,35 +1784,25 @@
         <w:pStyle w:val="ListNumberLevel1"/>
       </w:pPr>
       <w:r>
-        <w:rPr>
-          <w:highlight w:val="cyan"/>
-        </w:rPr>
+        <w:rPr/>
         <w:t>#</w:t>
       </w:r>
       <w:proofErr w:type="gramStart"/>
       <w:r>
-        <w:rPr>
-          <w:highlight w:val="cyan"/>
-        </w:rPr>
+        <w:rPr/>
         <w:t>if</w:t>
       </w:r>
       <w:proofErr w:type="gramEnd"/>
       <w:r>
-        <w:rPr>
-          <w:highlight w:val="cyan"/>
-        </w:rPr>
+        <w:rPr/>
         <w:t xml:space="preserve"> </w:t>
       </w:r>
       <w:r>
-        <w:rPr>
-          <w:highlight w:val="cyan"/>
-        </w:rPr>
+        <w:rPr/>
         <w:t xml:space="preserve">including </w:t>
       </w:r>
       <w:r>
-        <w:rPr>
-          <w:highlight w:val="cyan"/>
-        </w:rPr>
+        <w:rPr/>
         <w:t>charging clauses in financial attorney documents</w:t>
       </w:r>
       <w:r>
@@ -1892,9 +1815,7 @@
         <w:t xml:space="preserve">in your attorney documents. </w:t>
       </w:r>
       <w:r>
-        <w:rPr>
-          <w:highlight w:val="cyan"/>
-        </w:rPr>
+        <w:rPr/>
         <w:t>#end</w:t>
       </w:r>
     </w:p>
@@ -2115,9 +2036,7 @@
         <w:pStyle w:val="NormalText"/>
       </w:pPr>
       <w:r>
-        <w:rPr>
-          <w:highlight w:val="cyan"/>
-        </w:rPr>
+        <w:rPr/>
         <w:t>#Option 1 - if there are no trusts or companies</w:t>
       </w:r>
       <w:r>
@@ -2133,9 +2052,7 @@
         <w:t xml:space="preserve">We understand that you have no interest in any trusts or companies, including as a controller (trustee, principal/appointor/guardian etc), a beneficiary, a shareholder or director.  Please let us know if this is incorrect. </w:t>
       </w:r>
       <w:r>
-        <w:rPr>
-          <w:highlight w:val="cyan"/>
-        </w:rPr>
+        <w:rPr/>
         <w:t>#end option 1</w:t>
       </w:r>
     </w:p>
@@ -2144,9 +2061,7 @@
         <w:pStyle w:val="NormalText"/>
       </w:pPr>
       <w:r>
-        <w:rPr>
-          <w:highlight w:val="cyan"/>
-        </w:rPr>
+        <w:rPr/>
         <w:t>#Option 2 – If there are trusts or companies, but we have not been given sufficient documents to review the succession mechanisms</w:t>
       </w:r>
       <w:r>
@@ -2235,9 +2150,7 @@
         <w:t>the financial statements for each trust and company.</w:t>
       </w:r>
       <w:r>
-        <w:rPr>
-          <w:highlight w:val="cyan"/>
-        </w:rPr>
+        <w:rPr/>
         <w:t xml:space="preserve"> #end option 2</w:t>
       </w:r>
     </w:p>
@@ -2246,29 +2159,21 @@
         <w:pStyle w:val="NormalText"/>
       </w:pPr>
       <w:r>
-        <w:rPr>
-          <w:highlight w:val="cyan"/>
-        </w:rPr>
+        <w:rPr/>
         <w:t>#Option 3 - if there is an inter</w:t>
       </w:r>
       <w:r>
-        <w:rPr>
-          <w:highlight w:val="cyan"/>
-        </w:rPr>
+        <w:rPr/>
         <w:t xml:space="preserve"> </w:t>
       </w:r>
       <w:proofErr w:type="spellStart"/>
       <w:r>
-        <w:rPr>
-          <w:highlight w:val="cyan"/>
-        </w:rPr>
+        <w:rPr/>
         <w:t>vivos</w:t>
       </w:r>
       <w:proofErr w:type="spellEnd"/>
       <w:r>
-        <w:rPr>
-          <w:highlight w:val="cyan"/>
-        </w:rPr>
+        <w:rPr/>
         <w:t xml:space="preserve"> trust and we have reviewed the terms of the deed. Reminder to review and amend based on results of trust deed review.  We recommend that you refer to the Family Trust Succession Pack and training which has guidance on how to plan for the succession of a discretionary trust and a detailed letter communicating the available recommendations.</w:t>
       </w:r>
     </w:p>
@@ -2280,18 +2185,14 @@
         <w:t xml:space="preserve">We have reviewed the trust deed for </w:t>
       </w:r>
       <w:r>
-        <w:rPr>
-          <w:highlight w:val="yellow"/>
-        </w:rPr>
+        <w:rPr/>
         <w:t xml:space="preserve">#insert trust name </w:t>
       </w:r>
       <w:r>
         <w:t xml:space="preserve">and refer to our separate letter outlining the results of our review and our recommendations. </w:t>
       </w:r>
       <w:r>
-        <w:rPr>
-          <w:highlight w:val="cyan"/>
-        </w:rPr>
+        <w:rPr/>
         <w:t>#end option 3</w:t>
       </w:r>
     </w:p>
@@ -2300,9 +2201,7 @@
         <w:pStyle w:val="NormalText0"/>
       </w:pPr>
       <w:r>
-        <w:rPr>
-          <w:highlight w:val="cyan"/>
-        </w:rPr>
+        <w:rPr/>
         <w:t>#option 4 – if there are shares in companies held in individual names (i.e. not through a trust). Users should consider if a corporate power of attorney is appropriate. We recommend that you refer to the Entity Power of attorney Precedent Pack and training which has detailed guidance on this</w:t>
       </w:r>
       <w:r>
@@ -2387,9 +2286,7 @@
         <w:t>Please let us know if this does not achieve your estate planning objectives as additional steps may be required.</w:t>
       </w:r>
       <w:r>
-        <w:rPr>
-          <w:highlight w:val="cyan"/>
-        </w:rPr>
+        <w:rPr/>
         <w:t xml:space="preserve"> #end option 4</w:t>
       </w:r>
     </w:p>
@@ -2403,45 +2300,31 @@
     </w:p>
     <w:p>
       <w:r>
-        <w:rPr>
-          <w:highlight w:val="yellow"/>
-        </w:rPr>
+        <w:rPr/>
         <w:t>#Review and</w:t>
       </w:r>
       <w:r>
-        <w:rPr>
-          <w:highlight w:val="yellow"/>
-        </w:rPr>
+        <w:rPr/>
         <w:t xml:space="preserve"> amend based on superannuation </w:t>
       </w:r>
       <w:r>
-        <w:rPr>
-          <w:highlight w:val="yellow"/>
-        </w:rPr>
+        <w:rPr/>
         <w:t>recommendations</w:t>
       </w:r>
       <w:r>
-        <w:rPr>
-          <w:highlight w:val="yellow"/>
-        </w:rPr>
+        <w:rPr/>
         <w:t>. If the client has a SMSF, then we recommend you refer to the BDBN Precedent Pack which has detailed guidance and suggested wording for BDBNs relating to SMSFs.  The below wording assumes the client has a retail/industry fund only.</w:t>
       </w:r>
       <w:r>
-        <w:rPr>
-          <w:highlight w:val="yellow"/>
-        </w:rPr>
+        <w:rPr/>
         <w:t xml:space="preserve">  The wording below assumes that the recommendation is to pass the super benefits to </w:t>
       </w:r>
       <w:r>
-        <w:rPr>
-          <w:highlight w:val="yellow"/>
-        </w:rPr>
+        <w:rPr/>
         <w:t>the LPR for distribution under the will.  Update it if you recommend a different nominat</w:t>
       </w:r>
       <w:r>
-        <w:rPr>
-          <w:highlight w:val="yellow"/>
-        </w:rPr>
+        <w:rPr/>
         <w:t>ed beneficiary.</w:t>
       </w:r>
     </w:p>
@@ -2476,9 +2359,7 @@
         <w:t xml:space="preserve"> your wills.</w:t>
       </w:r>
       <w:r>
-        <w:rPr>
-          <w:highlight w:val="cyan"/>
-        </w:rPr>
+        <w:rPr/>
         <w:t xml:space="preserve"> </w:t>
       </w:r>
     </w:p>
@@ -2495,23 +2376,17 @@
         <w:pStyle w:val="ListNumberLevel1"/>
       </w:pPr>
       <w:r>
-        <w:rPr>
-          <w:highlight w:val="cyan"/>
-        </w:rPr>
+        <w:rPr/>
         <w:t>#</w:t>
       </w:r>
       <w:proofErr w:type="gramStart"/>
       <w:r>
-        <w:rPr>
-          <w:highlight w:val="cyan"/>
-        </w:rPr>
+        <w:rPr/>
         <w:t>where</w:t>
       </w:r>
       <w:proofErr w:type="gramEnd"/>
       <w:r>
-        <w:rPr>
-          <w:highlight w:val="cyan"/>
-        </w:rPr>
+        <w:rPr/>
         <w:t xml:space="preserve"> will includes single TT:</w:t>
       </w:r>
       <w:r>
@@ -2560,23 +2435,17 @@
         <w:pStyle w:val="ListNumberLevel1"/>
       </w:pPr>
       <w:r>
-        <w:rPr>
-          <w:highlight w:val="cyan"/>
-        </w:rPr>
+        <w:rPr/>
         <w:t>#</w:t>
       </w:r>
       <w:proofErr w:type="gramStart"/>
       <w:r>
-        <w:rPr>
-          <w:highlight w:val="cyan"/>
-        </w:rPr>
+        <w:rPr/>
         <w:t>where</w:t>
       </w:r>
       <w:proofErr w:type="gramEnd"/>
       <w:r>
-        <w:rPr>
-          <w:highlight w:val="cyan"/>
-        </w:rPr>
+        <w:rPr/>
         <w:t xml:space="preserve"> will includes multiple TTs:</w:t>
       </w:r>
       <w:r>
@@ -2600,9 +2469,7 @@
         <w:t>The superannuation proceeds trust is a type of testamentary trust where only the people who are tax death benefit dependants can benefit from the superannuation.  It is used to ensure that unnecessary tax is not paid on your superannuation and life insurance benefits.</w:t>
       </w:r>
       <w:r>
-        <w:rPr>
-          <w:highlight w:val="cyan"/>
-        </w:rPr>
+        <w:rPr/>
         <w:t xml:space="preserve"> #end</w:t>
       </w:r>
     </w:p>
@@ -2611,33 +2478,23 @@
         <w:pStyle w:val="ListNumberLevel1"/>
       </w:pPr>
       <w:r>
-        <w:rPr>
-          <w:highlight w:val="cyan"/>
-        </w:rPr>
+        <w:rPr/>
         <w:t>#where you have reviewed or updated nomination</w:t>
       </w:r>
       <w:r>
-        <w:rPr>
-          <w:highlight w:val="cyan"/>
-        </w:rPr>
+        <w:rPr/>
         <w:t>s</w:t>
       </w:r>
       <w:r>
-        <w:rPr>
-          <w:highlight w:val="cyan"/>
-        </w:rPr>
+        <w:rPr/>
         <w:t xml:space="preserve"> for the client</w:t>
       </w:r>
       <w:r>
-        <w:rPr>
-          <w:highlight w:val="cyan"/>
-        </w:rPr>
+        <w:rPr/>
         <w:t>s</w:t>
       </w:r>
       <w:r>
-        <w:rPr>
-          <w:highlight w:val="cyan"/>
-        </w:rPr>
+        <w:rPr/>
         <w:t xml:space="preserve"> and super fund is a public offer/retail/industry fund and nomination form does not require two witnesses</w:t>
       </w:r>
       <w:r>
@@ -2694,9 +2551,7 @@
         <w:t xml:space="preserve"> will be valid at law.</w:t>
       </w:r>
       <w:r>
-        <w:rPr>
-          <w:highlight w:val="cyan"/>
-        </w:rPr>
+        <w:rPr/>
         <w:t xml:space="preserve"> #end </w:t>
       </w:r>
     </w:p>
@@ -2705,16 +2560,12 @@
         <w:pStyle w:val="ListNumberLevel1"/>
       </w:pPr>
       <w:r>
-        <w:rPr>
-          <w:highlight w:val="cyan"/>
-        </w:rPr>
+        <w:rPr/>
         <w:t xml:space="preserve">#If deed states that BDBNs lapse after </w:t>
       </w:r>
       <w:proofErr w:type="gramStart"/>
       <w:r>
-        <w:rPr>
-          <w:highlight w:val="cyan"/>
-        </w:rPr>
+        <w:rPr/>
         <w:t>a period of time</w:t>
       </w:r>
       <w:proofErr w:type="gramEnd"/>
@@ -2829,9 +2680,7 @@
         <w:t xml:space="preserve">intended beneficiaries do not receive your superannuation benefits. </w:t>
       </w:r>
       <w:r>
-        <w:rPr>
-          <w:highlight w:val="cyan"/>
-        </w:rPr>
+        <w:rPr/>
         <w:t xml:space="preserve"> </w:t>
       </w:r>
     </w:p>
@@ -2855,9 +2704,7 @@
         <w:t xml:space="preserve"> </w:t>
       </w:r>
       <w:r>
-        <w:rPr>
-          <w:highlight w:val="cyan"/>
-        </w:rPr>
+        <w:rPr/>
         <w:t>#end</w:t>
       </w:r>
     </w:p>
@@ -2866,45 +2713,31 @@
         <w:pStyle w:val="ListNumberLevel1"/>
       </w:pPr>
       <w:r>
-        <w:rPr>
-          <w:highlight w:val="cyan"/>
-        </w:rPr>
+        <w:rPr/>
         <w:t>#</w:t>
       </w:r>
       <w:r>
-        <w:rPr>
-          <w:highlight w:val="cyan"/>
-        </w:rPr>
+        <w:rPr/>
         <w:t>I</w:t>
       </w:r>
       <w:r>
-        <w:rPr>
-          <w:highlight w:val="cyan"/>
-        </w:rPr>
+        <w:rPr/>
         <w:t>f there is a reversionary pension in place</w:t>
       </w:r>
       <w:r>
-        <w:rPr>
-          <w:highlight w:val="cyan"/>
-        </w:rPr>
+        <w:rPr/>
         <w:t xml:space="preserve"> and the deed for the super fund states that the </w:t>
       </w:r>
       <w:r>
-        <w:rPr>
-          <w:highlight w:val="cyan"/>
-        </w:rPr>
+        <w:rPr/>
         <w:t>Reversionary Pensions overrides a BDBN</w:t>
       </w:r>
       <w:r>
-        <w:rPr>
-          <w:highlight w:val="cyan"/>
-        </w:rPr>
+        <w:rPr/>
         <w:t>:</w:t>
       </w:r>
       <w:r>
-        <w:rPr>
-          <w:highlight w:val="cyan"/>
-        </w:rPr>
+        <w:rPr/>
         <w:t xml:space="preserve"> </w:t>
       </w:r>
       <w:r>
@@ -2928,9 +2761,7 @@
         <w:t xml:space="preserve"> will only apply to any benefits which are not covered by your pension.</w:t>
       </w:r>
       <w:r>
-        <w:rPr>
-          <w:highlight w:val="cyan"/>
-        </w:rPr>
+        <w:rPr/>
         <w:t xml:space="preserve"> #end</w:t>
       </w:r>
     </w:p>
@@ -2961,41 +2792,29 @@
         <w:pStyle w:val="ListNumberLevel1"/>
       </w:pPr>
       <w:r>
-        <w:rPr>
-          <w:highlight w:val="cyan"/>
-        </w:rPr>
+        <w:rPr/>
         <w:t>#</w:t>
       </w:r>
       <w:proofErr w:type="gramStart"/>
       <w:r>
-        <w:rPr>
-          <w:highlight w:val="cyan"/>
-        </w:rPr>
+        <w:rPr/>
         <w:t>where</w:t>
       </w:r>
       <w:proofErr w:type="gramEnd"/>
       <w:r>
-        <w:rPr>
-          <w:highlight w:val="cyan"/>
-        </w:rPr>
+        <w:rPr/>
         <w:t xml:space="preserve"> you are </w:t>
       </w:r>
       <w:r>
-        <w:rPr>
-          <w:highlight w:val="cyan"/>
-        </w:rPr>
+        <w:rPr/>
         <w:t>NOT</w:t>
       </w:r>
       <w:r>
-        <w:rPr>
-          <w:highlight w:val="cyan"/>
-        </w:rPr>
+        <w:rPr/>
         <w:t xml:space="preserve"> assisting with </w:t>
       </w:r>
       <w:r>
-        <w:rPr>
-          <w:highlight w:val="cyan"/>
-        </w:rPr>
+        <w:rPr/>
         <w:t>preparing or updating super nominations</w:t>
       </w:r>
       <w:r>
@@ -3088,18 +2907,14 @@
         <w:t>If you would like our assistance with preparing your BDBNs, please let us know.  Our fixed price is $</w:t>
       </w:r>
       <w:r>
-        <w:rPr>
-          <w:highlight w:val="yellow"/>
-        </w:rPr>
+        <w:rPr/>
         <w:t>[insert]</w:t>
       </w:r>
       <w:r>
         <w:t xml:space="preserve">. </w:t>
       </w:r>
       <w:r>
-        <w:rPr>
-          <w:highlight w:val="cyan"/>
-        </w:rPr>
+        <w:rPr/>
         <w:t>#end option</w:t>
       </w:r>
       <w:r>
